--- a/Fase 2/Evidencias Proyecto/Evidencias de documentación/5. Manual de usuario/SITRAFO_MAN-01_Manual_de_Usuario.docx
+++ b/Fase 2/Evidencias Proyecto/Evidencias de documentación/5. Manual de usuario/SITRAFO_MAN-01_Manual_de_Usuario.docx
@@ -184,203 +184,221 @@
           <w:sz w:val="36"/>
           <w:szCs w:val="36"/>
         </w:rPr>
-        <w:t>13</w:t>
-      </w:r>
-      <w:r>
-        <w:rPr>
-          <w:rFonts w:ascii="Calibri" w:hAnsi="Calibri" w:cs="Calibri"/>
+        <w:t>19/10/2026</w:t>
+      </w:r>
+    </w:p>
+    <w:p>
+      <w:pPr>
+        <w:rPr>
+          <w:rFonts w:ascii="Arial" w:hAnsi="Arial" w:cs="Arial"/>
+          <w:sz w:val="20"/>
+          <w:szCs w:val="20"/>
+        </w:rPr>
+      </w:pPr>
+    </w:p>
+    <w:p>
+      <w:pPr>
+        <w:rPr>
+          <w:rFonts w:ascii="Arial" w:hAnsi="Arial" w:cs="Arial"/>
+          <w:sz w:val="20"/>
+          <w:szCs w:val="20"/>
+        </w:rPr>
+      </w:pPr>
+    </w:p>
+    <w:p>
+      <w:pPr>
+        <w:rPr>
+          <w:rFonts w:ascii="Arial" w:hAnsi="Arial" w:cs="Arial"/>
+          <w:sz w:val="20"/>
+          <w:szCs w:val="20"/>
+        </w:rPr>
+      </w:pPr>
+    </w:p>
+    <w:p>
+      <w:pPr>
+        <w:rPr>
+          <w:rFonts w:ascii="Arial" w:hAnsi="Arial" w:cs="Arial"/>
+          <w:sz w:val="20"/>
+          <w:szCs w:val="20"/>
+        </w:rPr>
+      </w:pPr>
+    </w:p>
+    <w:p>
+      <w:pPr>
+        <w:rPr>
+          <w:rFonts w:ascii="Arial" w:hAnsi="Arial" w:cs="Arial"/>
+          <w:sz w:val="20"/>
+          <w:szCs w:val="20"/>
+        </w:rPr>
+      </w:pPr>
+    </w:p>
+    <w:p>
+      <w:pPr>
+        <w:rPr>
+          <w:rFonts w:ascii="Arial" w:hAnsi="Arial" w:cs="Arial"/>
+          <w:sz w:val="20"/>
+          <w:szCs w:val="20"/>
+        </w:rPr>
+      </w:pPr>
+    </w:p>
+    <w:p>
+      <w:pPr>
+        <w:rPr>
+          <w:rFonts w:ascii="Arial" w:hAnsi="Arial" w:cs="Arial"/>
+          <w:sz w:val="20"/>
+          <w:szCs w:val="20"/>
+        </w:rPr>
+      </w:pPr>
+    </w:p>
+    <w:p>
+      <w:pPr>
+        <w:rPr>
+          <w:rFonts w:ascii="Arial" w:hAnsi="Arial" w:cs="Arial"/>
+          <w:sz w:val="20"/>
+          <w:szCs w:val="20"/>
+        </w:rPr>
+      </w:pPr>
+    </w:p>
+    <w:p>
+      <w:pPr>
+        <w:rPr>
+          <w:rFonts w:ascii="Arial" w:hAnsi="Arial" w:cs="Arial"/>
+          <w:sz w:val="20"/>
+          <w:szCs w:val="20"/>
+        </w:rPr>
+      </w:pPr>
+    </w:p>
+    <w:p>
+      <w:pPr>
+        <w:rPr>
+          <w:rFonts w:ascii="Arial" w:hAnsi="Arial" w:cs="Arial"/>
+          <w:sz w:val="20"/>
+          <w:szCs w:val="20"/>
+        </w:rPr>
+      </w:pPr>
+    </w:p>
+    <w:p>
+      <w:pPr>
+        <w:rPr>
+          <w:rFonts w:ascii="Arial" w:hAnsi="Arial" w:cs="Arial"/>
+          <w:sz w:val="20"/>
+          <w:szCs w:val="20"/>
+        </w:rPr>
+      </w:pPr>
+    </w:p>
+    <w:p>
+      <w:pPr>
+        <w:rPr>
+          <w:rFonts w:ascii="Arial" w:hAnsi="Arial" w:cs="Arial"/>
+          <w:sz w:val="20"/>
+          <w:szCs w:val="20"/>
+        </w:rPr>
+      </w:pPr>
+    </w:p>
+    <w:p>
+      <w:pPr>
+        <w:rPr>
+          <w:rFonts w:ascii="Arial" w:hAnsi="Arial" w:cs="Arial"/>
+          <w:sz w:val="20"/>
+          <w:szCs w:val="20"/>
+        </w:rPr>
+      </w:pPr>
+    </w:p>
+    <w:p>
+      <w:pPr>
+        <w:rPr>
+          <w:rFonts w:ascii="Arial" w:hAnsi="Arial" w:cs="Arial"/>
+          <w:sz w:val="20"/>
+          <w:szCs w:val="20"/>
+        </w:rPr>
+      </w:pPr>
+    </w:p>
+    <w:p>
+      <w:pPr>
+        <w:rPr>
+          <w:rFonts w:ascii="Arial" w:hAnsi="Arial" w:cs="Arial"/>
+          <w:sz w:val="20"/>
+          <w:szCs w:val="20"/>
+        </w:rPr>
+      </w:pPr>
+    </w:p>
+    <w:p>
+      <w:pPr>
+        <w:rPr>
+          <w:rFonts w:ascii="Arial" w:hAnsi="Arial" w:cs="Arial"/>
+          <w:sz w:val="20"/>
+          <w:szCs w:val="20"/>
+        </w:rPr>
+      </w:pPr>
+    </w:p>
+    <w:p>
+      <w:pPr>
+        <w:rPr>
+          <w:rFonts w:ascii="Arial" w:hAnsi="Arial" w:cs="Arial"/>
+          <w:sz w:val="20"/>
+          <w:szCs w:val="20"/>
+        </w:rPr>
+      </w:pPr>
+    </w:p>
+    <w:p>
+      <w:pPr>
+        <w:rPr>
+          <w:rFonts w:ascii="Arial" w:hAnsi="Arial" w:cs="Arial"/>
           <w:b/>
           <w:bCs/>
-          <w:i/>
-          <w:iCs/>
-          <w:color w:val="00B050"/>
-          <w:sz w:val="36"/>
-          <w:szCs w:val="36"/>
-        </w:rPr>
-        <w:t>/</w:t>
-      </w:r>
-      <w:r>
-        <w:rPr>
-          <w:rFonts w:ascii="Calibri" w:hAnsi="Calibri" w:cs="Calibri"/>
+          <w:sz w:val="20"/>
+          <w:szCs w:val="20"/>
+        </w:rPr>
+      </w:pPr>
+      <w:r>
+        <w:rPr>
+          <w:rFonts w:ascii="Arial" w:hAnsi="Arial" w:cs="Arial"/>
           <w:b/>
           <w:bCs/>
-          <w:i/>
-          <w:iCs/>
-          <w:color w:val="00B050"/>
-          <w:sz w:val="36"/>
-          <w:szCs w:val="36"/>
-        </w:rPr>
-        <w:t>10</w:t>
-      </w:r>
-      <w:r>
-        <w:rPr>
-          <w:rFonts w:ascii="Calibri" w:hAnsi="Calibri" w:cs="Calibri"/>
+          <w:sz w:val="20"/>
+          <w:szCs w:val="20"/>
+        </w:rPr>
+        <w:lastRenderedPageBreak/>
+        <w:t>1. Introducción</w:t>
+      </w:r>
+    </w:p>
+    <w:p>
+      <w:pPr>
+        <w:rPr>
+          <w:rFonts w:ascii="Arial" w:hAnsi="Arial" w:cs="Arial"/>
+          <w:sz w:val="20"/>
+          <w:szCs w:val="20"/>
+        </w:rPr>
+      </w:pPr>
+      <w:r>
+        <w:rPr>
+          <w:rFonts w:ascii="Arial" w:hAnsi="Arial" w:cs="Arial"/>
+          <w:sz w:val="20"/>
+          <w:szCs w:val="20"/>
+        </w:rPr>
+        <w:t xml:space="preserve">SITRAFO es una solución web y de escritorio diseñada para la gestión operativa, comercial y de producción de Transformadores Olivares SpA. Ofrece un portal web para clientes externos y una aplicación de escritorio modular para los distintos roles internos de la empresa.</w:t>
+      </w:r>
+    </w:p>
+    <w:p>
+      <w:pPr>
+        <w:rPr>
+          <w:rFonts w:ascii="Arial" w:hAnsi="Arial" w:cs="Arial"/>
+          <w:sz w:val="20"/>
+          <w:szCs w:val="20"/>
+        </w:rPr>
+      </w:pPr>
+    </w:p>
+    <w:p>
+      <w:pPr>
+        <w:rPr>
+          <w:rFonts w:ascii="Arial" w:hAnsi="Arial" w:cs="Arial"/>
           <w:b/>
           <w:bCs/>
-          <w:i/>
-          <w:iCs/>
-          <w:color w:val="00B050"/>
-          <w:sz w:val="36"/>
-          <w:szCs w:val="36"/>
-        </w:rPr>
-        <w:t>/2026</w:t>
-      </w:r>
-    </w:p>
-    <w:p>
-      <w:pPr>
-        <w:rPr>
-          <w:rFonts w:ascii="Arial" w:hAnsi="Arial" w:cs="Arial"/>
-          <w:sz w:val="20"/>
-          <w:szCs w:val="20"/>
-        </w:rPr>
-      </w:pPr>
-    </w:p>
-    <w:p>
-      <w:pPr>
-        <w:rPr>
-          <w:rFonts w:ascii="Arial" w:hAnsi="Arial" w:cs="Arial"/>
-          <w:sz w:val="20"/>
-          <w:szCs w:val="20"/>
-        </w:rPr>
-      </w:pPr>
-    </w:p>
-    <w:p>
-      <w:pPr>
-        <w:rPr>
-          <w:rFonts w:ascii="Arial" w:hAnsi="Arial" w:cs="Arial"/>
-          <w:sz w:val="20"/>
-          <w:szCs w:val="20"/>
-        </w:rPr>
-      </w:pPr>
-    </w:p>
-    <w:p>
-      <w:pPr>
-        <w:rPr>
-          <w:rFonts w:ascii="Arial" w:hAnsi="Arial" w:cs="Arial"/>
-          <w:sz w:val="20"/>
-          <w:szCs w:val="20"/>
-        </w:rPr>
-      </w:pPr>
-    </w:p>
-    <w:p>
-      <w:pPr>
-        <w:rPr>
-          <w:rFonts w:ascii="Arial" w:hAnsi="Arial" w:cs="Arial"/>
-          <w:sz w:val="20"/>
-          <w:szCs w:val="20"/>
-        </w:rPr>
-      </w:pPr>
-    </w:p>
-    <w:p>
-      <w:pPr>
-        <w:rPr>
-          <w:rFonts w:ascii="Arial" w:hAnsi="Arial" w:cs="Arial"/>
-          <w:sz w:val="20"/>
-          <w:szCs w:val="20"/>
-        </w:rPr>
-      </w:pPr>
-    </w:p>
-    <w:p>
-      <w:pPr>
-        <w:rPr>
-          <w:rFonts w:ascii="Arial" w:hAnsi="Arial" w:cs="Arial"/>
-          <w:sz w:val="20"/>
-          <w:szCs w:val="20"/>
-        </w:rPr>
-      </w:pPr>
-    </w:p>
-    <w:p>
-      <w:pPr>
-        <w:rPr>
-          <w:rFonts w:ascii="Arial" w:hAnsi="Arial" w:cs="Arial"/>
-          <w:sz w:val="20"/>
-          <w:szCs w:val="20"/>
-        </w:rPr>
-      </w:pPr>
-    </w:p>
-    <w:p>
-      <w:pPr>
-        <w:rPr>
-          <w:rFonts w:ascii="Arial" w:hAnsi="Arial" w:cs="Arial"/>
-          <w:sz w:val="20"/>
-          <w:szCs w:val="20"/>
-        </w:rPr>
-      </w:pPr>
-    </w:p>
-    <w:p>
-      <w:pPr>
-        <w:rPr>
-          <w:rFonts w:ascii="Arial" w:hAnsi="Arial" w:cs="Arial"/>
-          <w:sz w:val="20"/>
-          <w:szCs w:val="20"/>
-        </w:rPr>
-      </w:pPr>
-    </w:p>
-    <w:p>
-      <w:pPr>
-        <w:rPr>
-          <w:rFonts w:ascii="Arial" w:hAnsi="Arial" w:cs="Arial"/>
-          <w:sz w:val="20"/>
-          <w:szCs w:val="20"/>
-        </w:rPr>
-      </w:pPr>
-    </w:p>
-    <w:p>
-      <w:pPr>
-        <w:rPr>
-          <w:rFonts w:ascii="Arial" w:hAnsi="Arial" w:cs="Arial"/>
-          <w:sz w:val="20"/>
-          <w:szCs w:val="20"/>
-        </w:rPr>
-      </w:pPr>
-    </w:p>
-    <w:p>
-      <w:pPr>
-        <w:rPr>
-          <w:rFonts w:ascii="Arial" w:hAnsi="Arial" w:cs="Arial"/>
-          <w:sz w:val="20"/>
-          <w:szCs w:val="20"/>
-        </w:rPr>
-      </w:pPr>
-    </w:p>
-    <w:p>
-      <w:pPr>
-        <w:rPr>
-          <w:rFonts w:ascii="Arial" w:hAnsi="Arial" w:cs="Arial"/>
-          <w:sz w:val="20"/>
-          <w:szCs w:val="20"/>
-        </w:rPr>
-      </w:pPr>
-    </w:p>
-    <w:p>
-      <w:pPr>
-        <w:rPr>
-          <w:rFonts w:ascii="Arial" w:hAnsi="Arial" w:cs="Arial"/>
-          <w:sz w:val="20"/>
-          <w:szCs w:val="20"/>
-        </w:rPr>
-      </w:pPr>
-    </w:p>
-    <w:p>
-      <w:pPr>
-        <w:rPr>
-          <w:rFonts w:ascii="Arial" w:hAnsi="Arial" w:cs="Arial"/>
-          <w:sz w:val="20"/>
-          <w:szCs w:val="20"/>
-        </w:rPr>
-      </w:pPr>
-    </w:p>
-    <w:p>
-      <w:pPr>
-        <w:rPr>
-          <w:rFonts w:ascii="Arial" w:hAnsi="Arial" w:cs="Arial"/>
-          <w:sz w:val="20"/>
-          <w:szCs w:val="20"/>
-        </w:rPr>
-      </w:pPr>
-    </w:p>
-    <w:p>
-      <w:pPr>
+          <w:sz w:val="20"/>
+          <w:szCs w:val="20"/>
+        </w:rPr>
+      </w:pPr>
+      <w:r>
         <w:rPr>
           <w:rFonts w:ascii="Arial" w:hAnsi="Arial" w:cs="Arial"/>
           <w:b/>
@@ -388,81 +406,6 @@
           <w:sz w:val="20"/>
           <w:szCs w:val="20"/>
         </w:rPr>
-      </w:pPr>
-      <w:r>
-        <w:rPr>
-          <w:rFonts w:ascii="Arial" w:hAnsi="Arial" w:cs="Arial"/>
-          <w:b/>
-          <w:bCs/>
-          <w:sz w:val="20"/>
-          <w:szCs w:val="20"/>
-        </w:rPr>
-        <w:lastRenderedPageBreak/>
-        <w:t>1. Introducción</w:t>
-      </w:r>
-    </w:p>
-    <w:p>
-      <w:pPr>
-        <w:rPr>
-          <w:rFonts w:ascii="Arial" w:hAnsi="Arial" w:cs="Arial"/>
-          <w:sz w:val="20"/>
-          <w:szCs w:val="20"/>
-        </w:rPr>
-      </w:pPr>
-      <w:r>
-        <w:rPr>
-          <w:rFonts w:ascii="Arial" w:hAnsi="Arial" w:cs="Arial"/>
-          <w:sz w:val="20"/>
-          <w:szCs w:val="20"/>
-        </w:rPr>
-        <w:t xml:space="preserve">SITRAFO es una solución web y de escritorio diseñada para la gestión operativa, comercial y de producción de Transformadores Olivares </w:t>
-      </w:r>
-      <w:proofErr w:type="spellStart"/>
-      <w:r>
-        <w:rPr>
-          <w:rFonts w:ascii="Arial" w:hAnsi="Arial" w:cs="Arial"/>
-          <w:sz w:val="20"/>
-          <w:szCs w:val="20"/>
-        </w:rPr>
-        <w:t>SpA</w:t>
-      </w:r>
-      <w:proofErr w:type="spellEnd"/>
-      <w:r>
-        <w:rPr>
-          <w:rFonts w:ascii="Arial" w:hAnsi="Arial" w:cs="Arial"/>
-          <w:sz w:val="20"/>
-          <w:szCs w:val="20"/>
-        </w:rPr>
-        <w:t>. Ofrece un portal web para clientes externos y una aplicación de escritorio modular para los distintos roles internos de la empresa.</w:t>
-      </w:r>
-    </w:p>
-    <w:p>
-      <w:pPr>
-        <w:rPr>
-          <w:rFonts w:ascii="Arial" w:hAnsi="Arial" w:cs="Arial"/>
-          <w:sz w:val="20"/>
-          <w:szCs w:val="20"/>
-        </w:rPr>
-      </w:pPr>
-    </w:p>
-    <w:p>
-      <w:pPr>
-        <w:rPr>
-          <w:rFonts w:ascii="Arial" w:hAnsi="Arial" w:cs="Arial"/>
-          <w:b/>
-          <w:bCs/>
-          <w:sz w:val="20"/>
-          <w:szCs w:val="20"/>
-        </w:rPr>
-      </w:pPr>
-      <w:r>
-        <w:rPr>
-          <w:rFonts w:ascii="Arial" w:hAnsi="Arial" w:cs="Arial"/>
-          <w:b/>
-          <w:bCs/>
-          <w:sz w:val="20"/>
-          <w:szCs w:val="20"/>
-        </w:rPr>
         <w:t>2. Cómo acceder al sistema</w:t>
       </w:r>
     </w:p>
@@ -531,25 +474,7 @@
           <w:sz w:val="20"/>
           <w:szCs w:val="20"/>
         </w:rPr>
-        <w:t xml:space="preserve">3. Ingrese su usuario (ejemplo: </w:t>
-      </w:r>
-      <w:proofErr w:type="spellStart"/>
-      <w:r>
-        <w:rPr>
-          <w:rFonts w:ascii="Arial" w:hAnsi="Arial" w:cs="Arial"/>
-          <w:sz w:val="20"/>
-          <w:szCs w:val="20"/>
-        </w:rPr>
-        <w:t>clicam</w:t>
-      </w:r>
-      <w:proofErr w:type="spellEnd"/>
-      <w:r>
-        <w:rPr>
-          <w:rFonts w:ascii="Arial" w:hAnsi="Arial" w:cs="Arial"/>
-          <w:sz w:val="20"/>
-          <w:szCs w:val="20"/>
-        </w:rPr>
-        <w:t>) y su contraseña (Clave123456).</w:t>
+        <w:t xml:space="preserve">3. Ingrese su usuario (ejemplo: clicam) y su contraseña (Clave123456).</w:t>
       </w:r>
     </w:p>
     <w:p>
@@ -719,97 +644,7 @@
           <w:sz w:val="20"/>
           <w:szCs w:val="20"/>
         </w:rPr>
-        <w:t>3. Ingrese con sus credenciales correspondientes a su rol (</w:t>
-      </w:r>
-      <w:proofErr w:type="spellStart"/>
-      <w:r>
-        <w:rPr>
-          <w:rFonts w:ascii="Arial" w:hAnsi="Arial" w:cs="Arial"/>
-          <w:sz w:val="20"/>
-          <w:szCs w:val="20"/>
-        </w:rPr>
-        <w:t>admcam</w:t>
-      </w:r>
-      <w:proofErr w:type="spellEnd"/>
-      <w:r>
-        <w:rPr>
-          <w:rFonts w:ascii="Arial" w:hAnsi="Arial" w:cs="Arial"/>
-          <w:sz w:val="20"/>
-          <w:szCs w:val="20"/>
-        </w:rPr>
-        <w:t xml:space="preserve">, </w:t>
-      </w:r>
-      <w:proofErr w:type="spellStart"/>
-      <w:r>
-        <w:rPr>
-          <w:rFonts w:ascii="Arial" w:hAnsi="Arial" w:cs="Arial"/>
-          <w:sz w:val="20"/>
-          <w:szCs w:val="20"/>
-        </w:rPr>
-        <w:t>comcam</w:t>
-      </w:r>
-      <w:proofErr w:type="spellEnd"/>
-      <w:r>
-        <w:rPr>
-          <w:rFonts w:ascii="Arial" w:hAnsi="Arial" w:cs="Arial"/>
-          <w:sz w:val="20"/>
-          <w:szCs w:val="20"/>
-        </w:rPr>
-        <w:t xml:space="preserve">, </w:t>
-      </w:r>
-      <w:proofErr w:type="spellStart"/>
-      <w:r>
-        <w:rPr>
-          <w:rFonts w:ascii="Arial" w:hAnsi="Arial" w:cs="Arial"/>
-          <w:sz w:val="20"/>
-          <w:szCs w:val="20"/>
-        </w:rPr>
-        <w:t>prdcam</w:t>
-      </w:r>
-      <w:proofErr w:type="spellEnd"/>
-      <w:r>
-        <w:rPr>
-          <w:rFonts w:ascii="Arial" w:hAnsi="Arial" w:cs="Arial"/>
-          <w:sz w:val="20"/>
-          <w:szCs w:val="20"/>
-        </w:rPr>
-        <w:t xml:space="preserve">, </w:t>
-      </w:r>
-      <w:proofErr w:type="spellStart"/>
-      <w:r>
-        <w:rPr>
-          <w:rFonts w:ascii="Arial" w:hAnsi="Arial" w:cs="Arial"/>
-          <w:sz w:val="20"/>
-          <w:szCs w:val="20"/>
-        </w:rPr>
-        <w:t>cldcam</w:t>
-      </w:r>
-      <w:proofErr w:type="spellEnd"/>
-      <w:r>
-        <w:rPr>
-          <w:rFonts w:ascii="Arial" w:hAnsi="Arial" w:cs="Arial"/>
-          <w:sz w:val="20"/>
-          <w:szCs w:val="20"/>
-        </w:rPr>
-        <w:t xml:space="preserve"> o </w:t>
-      </w:r>
-      <w:proofErr w:type="spellStart"/>
-      <w:r>
-        <w:rPr>
-          <w:rFonts w:ascii="Arial" w:hAnsi="Arial" w:cs="Arial"/>
-          <w:sz w:val="20"/>
-          <w:szCs w:val="20"/>
-        </w:rPr>
-        <w:t>bodcam</w:t>
-      </w:r>
-      <w:proofErr w:type="spellEnd"/>
-      <w:r>
-        <w:rPr>
-          <w:rFonts w:ascii="Arial" w:hAnsi="Arial" w:cs="Arial"/>
-          <w:sz w:val="20"/>
-          <w:szCs w:val="20"/>
-        </w:rPr>
-        <w:t>) y la contraseña Clave123456.</w:t>
+        <w:t xml:space="preserve">3. Ingrese con sus credenciales correspondientes a su rol (admcam, comcam, prdcam, cldcam o bodcam) y la contraseña Clave123456.</w:t>
       </w:r>
     </w:p>
     <w:p>
@@ -839,29 +674,7 @@
           <w:sz w:val="20"/>
           <w:szCs w:val="20"/>
         </w:rPr>
-        <w:t xml:space="preserve">3. Portal del Cliente (Usuario: </w:t>
-      </w:r>
-      <w:proofErr w:type="spellStart"/>
-      <w:r>
-        <w:rPr>
-          <w:rFonts w:ascii="Arial" w:hAnsi="Arial" w:cs="Arial"/>
-          <w:b/>
-          <w:bCs/>
-          <w:sz w:val="20"/>
-          <w:szCs w:val="20"/>
-        </w:rPr>
-        <w:t>clicam</w:t>
-      </w:r>
-      <w:proofErr w:type="spellEnd"/>
-      <w:r>
-        <w:rPr>
-          <w:rFonts w:ascii="Arial" w:hAnsi="Arial" w:cs="Arial"/>
-          <w:b/>
-          <w:bCs/>
-          <w:sz w:val="20"/>
-          <w:szCs w:val="20"/>
-        </w:rPr>
-        <w:t>)</w:t>
+        <w:t xml:space="preserve">3. Portal del Cliente (Usuario: clicam)</w:t>
       </w:r>
     </w:p>
     <w:p>
@@ -1307,6 +1120,334 @@
     </w:p>
     <w:p>
       <w:pPr>
+        <w:keepNext/>
+        <w:rPr>
+          <w:rFonts w:ascii="Arial" w:hAnsi="Arial" w:cs="Arial"/>
+          <w:sz w:val="20"/>
+          <w:szCs w:val="20"/>
+        </w:rPr>
+      </w:pPr>
+      <w:r>
+        <w:rPr>
+          <w:rFonts w:ascii="Arial" w:hAnsi="Arial" w:cs="Arial"/>
+          <w:sz w:val="20"/>
+          <w:szCs w:val="20"/>
+        </w:rPr>
+        <w:t xml:space="preserve">3.4 Consultar el estado de un pedido</w:t>
+      </w:r>
+    </w:p>
+    <w:p>
+      <w:pPr>
+        <w:rPr>
+          <w:rFonts w:ascii="Arial" w:hAnsi="Arial" w:cs="Arial"/>
+          <w:sz w:val="20"/>
+          <w:szCs w:val="20"/>
+        </w:rPr>
+      </w:pPr>
+      <w:r>
+        <w:rPr>
+          <w:rFonts w:ascii="Arial" w:hAnsi="Arial" w:cs="Arial"/>
+          <w:sz w:val="20"/>
+          <w:szCs w:val="20"/>
+        </w:rPr>
+        <w:t xml:space="preserve">Sirve para saber en qué etapa está la fabricación de su pedido y cuándo se estima la entrega. No necesita iniciar sesión.</w:t>
+      </w:r>
+    </w:p>
+    <w:p>
+      <w:pPr>
+        <w:rPr>
+          <w:rFonts w:ascii="Arial" w:hAnsi="Arial" w:cs="Arial"/>
+          <w:sz w:val="20"/>
+          <w:szCs w:val="20"/>
+        </w:rPr>
+      </w:pPr>
+      <w:r>
+        <w:rPr>
+          <w:rFonts w:ascii="Arial" w:hAnsi="Arial" w:cs="Arial"/>
+          <w:sz w:val="20"/>
+          <w:szCs w:val="20"/>
+        </w:rPr>
+        <w:t xml:space="preserve">1. En "Pedidos", anote el código de seguimiento de su orden de compra, o presione "Ver seguimiento".</w:t>
+      </w:r>
+    </w:p>
+    <w:p>
+      <w:pPr>
+        <w:rPr>
+          <w:rFonts w:ascii="Arial" w:hAnsi="Arial" w:cs="Arial"/>
+          <w:sz w:val="20"/>
+          <w:szCs w:val="20"/>
+        </w:rPr>
+      </w:pPr>
+      <w:r>
+        <w:rPr>
+          <w:rFonts w:ascii="Arial" w:hAnsi="Arial" w:cs="Arial"/>
+          <w:sz w:val="20"/>
+          <w:szCs w:val="20"/>
+        </w:rPr>
+        <w:t xml:space="preserve">2. Si no ha iniciado sesión, en la pantalla de acceso presione "Consulte su pedido sin iniciar sesión".</w:t>
+      </w:r>
+    </w:p>
+    <w:p>
+      <w:pPr>
+        <w:rPr>
+          <w:rFonts w:ascii="Arial" w:hAnsi="Arial" w:cs="Arial"/>
+          <w:sz w:val="20"/>
+          <w:szCs w:val="20"/>
+        </w:rPr>
+      </w:pPr>
+      <w:r>
+        <w:rPr>
+          <w:rFonts w:ascii="Arial" w:hAnsi="Arial" w:cs="Arial"/>
+          <w:sz w:val="20"/>
+          <w:szCs w:val="20"/>
+        </w:rPr>
+        <w:t xml:space="preserve">3. Ingrese el número de la orden de compra (por ejemplo, OC-2026-0001) y el código de seguimiento. Puede escribirlo en mayúsculas o minúsculas, con o sin guion.</w:t>
+      </w:r>
+    </w:p>
+    <w:p>
+      <w:pPr>
+        <w:keepNext/>
+        <w:rPr>
+          <w:rFonts w:ascii="Arial" w:hAnsi="Arial" w:cs="Arial"/>
+          <w:sz w:val="20"/>
+          <w:szCs w:val="20"/>
+        </w:rPr>
+      </w:pPr>
+      <w:r>
+        <w:rPr>
+          <w:rFonts w:ascii="Arial" w:hAnsi="Arial" w:cs="Arial"/>
+          <w:sz w:val="20"/>
+          <w:szCs w:val="20"/>
+        </w:rPr>
+        <w:t xml:space="preserve">4. Presione "Consultar". Verá el avance, el estado, la entrega estimada, las etapas y el historial del pedido.</w:t>
+      </w:r>
+    </w:p>
+    <w:p>
+      <w:pPr>
+        <w:rPr>
+          <w:rFonts w:ascii="Arial" w:hAnsi="Arial" w:cs="Arial"/>
+          <w:sz w:val="20"/>
+          <w:szCs w:val="20"/>
+        </w:rPr>
+      </w:pPr>
+      <w:r>
+        <w:drawing>
+          <wp:inline xmlns:a="http://schemas.openxmlformats.org/drawingml/2006/main" xmlns:pic="http://schemas.openxmlformats.org/drawingml/2006/picture">
+            <wp:extent cx="5577840" cy="3690257"/>
+            <wp:docPr id="50" name="Picture 50"/>
+            <wp:cNvGraphicFramePr>
+              <a:graphicFrameLocks noChangeAspect="1"/>
+            </wp:cNvGraphicFramePr>
+            <a:graphic>
+              <a:graphicData uri="http://schemas.openxmlformats.org/drawingml/2006/picture">
+                <pic:pic>
+                  <pic:nvPicPr>
+                    <pic:cNvPr id="0" name="03_seguimiento_resultado.png"/>
+                    <pic:cNvPicPr/>
+                  </pic:nvPicPr>
+                  <pic:blipFill>
+                    <a:blip r:embed="rId18"/>
+                    <a:stretch>
+                      <a:fillRect/>
+                    </a:stretch>
+                  </pic:blipFill>
+                  <pic:spPr>
+                    <a:xfrm>
+                      <a:off x="0" y="0"/>
+                      <a:ext cx="5577840" cy="3690257"/>
+                    </a:xfrm>
+                    <a:prstGeom prst="rect"/>
+                  </pic:spPr>
+                </pic:pic>
+              </a:graphicData>
+            </a:graphic>
+          </wp:inline>
+        </w:drawing>
+      </w:r>
+    </w:p>
+    <w:p>
+      <w:pPr>
+        <w:rPr>
+          <w:rFonts w:ascii="Arial" w:hAnsi="Arial" w:cs="Arial"/>
+          <w:sz w:val="20"/>
+          <w:szCs w:val="20"/>
+        </w:rPr>
+      </w:pPr>
+      <w:r>
+        <w:rPr>
+          <w:rFonts w:ascii="Arial" w:hAnsi="Arial" w:cs="Arial"/>
+          <w:sz w:val="20"/>
+          <w:szCs w:val="20"/>
+        </w:rPr>
+        <w:t xml:space="preserve">Si el número o el código no coinciden, aparece el mensaje "No existe un pedido con ese número y código de seguimiento". Revise ambos datos en "Pedidos".</w:t>
+      </w:r>
+    </w:p>
+    <w:p>
+      <w:pPr>
+        <w:keepNext/>
+        <w:rPr>
+          <w:rFonts w:ascii="Arial" w:hAnsi="Arial" w:cs="Arial"/>
+          <w:sz w:val="20"/>
+          <w:szCs w:val="20"/>
+        </w:rPr>
+      </w:pPr>
+      <w:r>
+        <w:rPr>
+          <w:rFonts w:ascii="Arial" w:hAnsi="Arial" w:cs="Arial"/>
+          <w:sz w:val="20"/>
+          <w:szCs w:val="20"/>
+        </w:rPr>
+        <w:t xml:space="preserve">3.5 Estimar el precio de un modelo</w:t>
+      </w:r>
+    </w:p>
+    <w:p>
+      <w:pPr>
+        <w:rPr>
+          <w:rFonts w:ascii="Arial" w:hAnsi="Arial" w:cs="Arial"/>
+          <w:sz w:val="20"/>
+          <w:szCs w:val="20"/>
+        </w:rPr>
+      </w:pPr>
+      <w:r>
+        <w:rPr>
+          <w:rFonts w:ascii="Arial" w:hAnsi="Arial" w:cs="Arial"/>
+          <w:sz w:val="20"/>
+          <w:szCs w:val="20"/>
+        </w:rPr>
+        <w:t xml:space="preserve">Sirve para conocer un precio referencial y la fecha estimada de entrega antes de pedir un presupuesto formal.</w:t>
+      </w:r>
+    </w:p>
+    <w:p>
+      <w:pPr>
+        <w:rPr>
+          <w:rFonts w:ascii="Arial" w:hAnsi="Arial" w:cs="Arial"/>
+          <w:sz w:val="20"/>
+          <w:szCs w:val="20"/>
+        </w:rPr>
+      </w:pPr>
+      <w:r>
+        <w:rPr>
+          <w:rFonts w:ascii="Arial" w:hAnsi="Arial" w:cs="Arial"/>
+          <w:sz w:val="20"/>
+          <w:szCs w:val="20"/>
+        </w:rPr>
+        <w:t xml:space="preserve">1. En "Catálogo", abra la ficha del modelo.</w:t>
+      </w:r>
+    </w:p>
+    <w:p>
+      <w:pPr>
+        <w:rPr>
+          <w:rFonts w:ascii="Arial" w:hAnsi="Arial" w:cs="Arial"/>
+          <w:sz w:val="20"/>
+          <w:szCs w:val="20"/>
+        </w:rPr>
+      </w:pPr>
+      <w:r>
+        <w:rPr>
+          <w:rFonts w:ascii="Arial" w:hAnsi="Arial" w:cs="Arial"/>
+          <w:sz w:val="20"/>
+          <w:szCs w:val="20"/>
+        </w:rPr>
+        <w:t xml:space="preserve">2. En el recuadro "Estimar precio", indique las unidades y presione "Estimar".</w:t>
+      </w:r>
+    </w:p>
+    <w:p>
+      <w:pPr>
+        <w:rPr>
+          <w:rFonts w:ascii="Arial" w:hAnsi="Arial" w:cs="Arial"/>
+          <w:sz w:val="20"/>
+          <w:szCs w:val="20"/>
+        </w:rPr>
+      </w:pPr>
+      <w:r>
+        <w:rPr>
+          <w:rFonts w:ascii="Arial" w:hAnsi="Arial" w:cs="Arial"/>
+          <w:sz w:val="20"/>
+          <w:szCs w:val="20"/>
+        </w:rPr>
+        <w:t xml:space="preserve">3. Revise el precio unitario, el total en UF y su equivalente en pesos y dólares, la entrega estimada y la fecha hasta la que vale la estimación.</w:t>
+      </w:r>
+    </w:p>
+    <w:p>
+      <w:pPr>
+        <w:keepNext/>
+        <w:rPr>
+          <w:rFonts w:ascii="Arial" w:hAnsi="Arial" w:cs="Arial"/>
+          <w:sz w:val="20"/>
+          <w:szCs w:val="20"/>
+        </w:rPr>
+      </w:pPr>
+      <w:r>
+        <w:rPr>
+          <w:rFonts w:ascii="Arial" w:hAnsi="Arial" w:cs="Arial"/>
+          <w:sz w:val="20"/>
+          <w:szCs w:val="20"/>
+        </w:rPr>
+        <w:t xml:space="preserve">4. Si le interesa, presione "Pedir presupuesto por estas unidades": el formulario se abre con el modelo y la cantidad ya cargados.</w:t>
+      </w:r>
+    </w:p>
+    <w:p>
+      <w:pPr>
+        <w:rPr>
+          <w:rFonts w:ascii="Arial" w:hAnsi="Arial" w:cs="Arial"/>
+          <w:sz w:val="20"/>
+          <w:szCs w:val="20"/>
+        </w:rPr>
+      </w:pPr>
+      <w:r>
+        <w:drawing>
+          <wp:inline xmlns:a="http://schemas.openxmlformats.org/drawingml/2006/main" xmlns:pic="http://schemas.openxmlformats.org/drawingml/2006/picture">
+            <wp:extent cx="5120640" cy="3657600"/>
+            <wp:docPr id="51" name="Picture 51"/>
+            <wp:cNvGraphicFramePr>
+              <a:graphicFrameLocks noChangeAspect="1"/>
+            </wp:cNvGraphicFramePr>
+            <a:graphic>
+              <a:graphicData uri="http://schemas.openxmlformats.org/drawingml/2006/picture">
+                <pic:pic>
+                  <pic:nvPicPr>
+                    <pic:cNvPr id="0" name="06_ficha_estimacion.png"/>
+                    <pic:cNvPicPr/>
+                  </pic:nvPicPr>
+                  <pic:blipFill>
+                    <a:blip r:embed="rId19"/>
+                    <a:stretch>
+                      <a:fillRect/>
+                    </a:stretch>
+                  </pic:blipFill>
+                  <pic:spPr>
+                    <a:xfrm>
+                      <a:off x="0" y="0"/>
+                      <a:ext cx="5120640" cy="3657600"/>
+                    </a:xfrm>
+                    <a:prstGeom prst="rect"/>
+                  </pic:spPr>
+                </pic:pic>
+              </a:graphicData>
+            </a:graphic>
+          </wp:inline>
+        </w:drawing>
+      </w:r>
+    </w:p>
+    <w:p>
+      <w:pPr>
+        <w:rPr>
+          <w:rFonts w:ascii="Arial" w:hAnsi="Arial" w:cs="Arial"/>
+          <w:sz w:val="20"/>
+          <w:szCs w:val="20"/>
+        </w:rPr>
+      </w:pPr>
+      <w:r>
+        <w:rPr>
+          <w:rFonts w:ascii="Arial" w:hAnsi="Arial" w:cs="Arial"/>
+          <w:sz w:val="20"/>
+          <w:szCs w:val="20"/>
+        </w:rPr>
+        <w:t xml:space="preserve">La estimación es referencial: el precio definitivo se confirma en la cotización formal que elabora el equipo comercial.</w:t>
+      </w:r>
+    </w:p>
+    <w:p>
+      <w:pPr>
         <w:rPr>
           <w:rFonts w:ascii="Arial" w:hAnsi="Arial" w:cs="Arial"/>
           <w:b/>
@@ -1323,10 +1464,131 @@
           <w:sz w:val="20"/>
           <w:szCs w:val="20"/>
         </w:rPr>
-        <w:t xml:space="preserve">4. Módulo Ejecutivo Comercial (Usuario: </w:t>
-      </w:r>
-      <w:proofErr w:type="spellStart"/>
-      <w:r>
+        <w:t xml:space="preserve">4. Módulo Ejecutivo Comercial (Usuario: comcam)</w:t>
+      </w:r>
+    </w:p>
+    <w:p>
+      <w:pPr>
+        <w:rPr>
+          <w:rFonts w:ascii="Arial" w:hAnsi="Arial" w:cs="Arial"/>
+          <w:sz w:val="20"/>
+          <w:szCs w:val="20"/>
+        </w:rPr>
+      </w:pPr>
+      <w:r>
+        <w:rPr>
+          <w:rFonts w:ascii="Arial" w:hAnsi="Arial" w:cs="Arial"/>
+          <w:sz w:val="20"/>
+          <w:szCs w:val="20"/>
+        </w:rPr>
+        <w:t>4.1 Elaboración y Aprobación de Cotizaciones</w:t>
+      </w:r>
+    </w:p>
+    <w:p>
+      <w:pPr>
+        <w:rPr>
+          <w:rFonts w:ascii="Arial" w:hAnsi="Arial" w:cs="Arial"/>
+          <w:sz w:val="20"/>
+          <w:szCs w:val="20"/>
+        </w:rPr>
+      </w:pPr>
+      <w:r>
+        <w:rPr>
+          <w:rFonts w:ascii="Arial" w:hAnsi="Arial" w:cs="Arial"/>
+          <w:sz w:val="20"/>
+          <w:szCs w:val="20"/>
+        </w:rPr>
+        <w:t>Sirve para procesar solicitudes de clientes y emitir ofertas comerciales.</w:t>
+      </w:r>
+    </w:p>
+    <w:p>
+      <w:pPr>
+        <w:rPr>
+          <w:rFonts w:ascii="Arial" w:hAnsi="Arial" w:cs="Arial"/>
+          <w:sz w:val="20"/>
+          <w:szCs w:val="20"/>
+        </w:rPr>
+      </w:pPr>
+      <w:r>
+        <w:rPr>
+          <w:rFonts w:ascii="Arial" w:hAnsi="Arial" w:cs="Arial"/>
+          <w:sz w:val="20"/>
+          <w:szCs w:val="20"/>
+        </w:rPr>
+        <w:t>1. Inicie sesión en la app de escritorio como "comcam".</w:t>
+      </w:r>
+    </w:p>
+    <w:p>
+      <w:pPr>
+        <w:rPr>
+          <w:rFonts w:ascii="Arial" w:hAnsi="Arial" w:cs="Arial"/>
+          <w:sz w:val="20"/>
+          <w:szCs w:val="20"/>
+        </w:rPr>
+      </w:pPr>
+      <w:r>
+        <w:rPr>
+          <w:rFonts w:ascii="Arial" w:hAnsi="Arial" w:cs="Arial"/>
+          <w:sz w:val="20"/>
+          <w:szCs w:val="20"/>
+        </w:rPr>
+        <w:t>2. Vaya al módulo "Comercial" -&gt; "Solicitudes".</w:t>
+      </w:r>
+    </w:p>
+    <w:p>
+      <w:pPr>
+        <w:rPr>
+          <w:rFonts w:ascii="Arial" w:hAnsi="Arial" w:cs="Arial"/>
+          <w:sz w:val="20"/>
+          <w:szCs w:val="20"/>
+        </w:rPr>
+      </w:pPr>
+      <w:r>
+        <w:rPr>
+          <w:rFonts w:ascii="Arial" w:hAnsi="Arial" w:cs="Arial"/>
+          <w:sz w:val="20"/>
+          <w:szCs w:val="20"/>
+        </w:rPr>
+        <w:t>3. Seleccione la solicitud recibida y presione "Elaborar Cotización".</w:t>
+      </w:r>
+    </w:p>
+    <w:p>
+      <w:pPr>
+        <w:rPr>
+          <w:rFonts w:ascii="Arial" w:hAnsi="Arial" w:cs="Arial"/>
+          <w:sz w:val="20"/>
+          <w:szCs w:val="20"/>
+        </w:rPr>
+      </w:pPr>
+      <w:r>
+        <w:rPr>
+          <w:rFonts w:ascii="Arial" w:hAnsi="Arial" w:cs="Arial"/>
+          <w:sz w:val="20"/>
+          <w:szCs w:val="20"/>
+        </w:rPr>
+        <w:t>4. Ingrese los costos, margen y presione "Enviar a Aprobación".</w:t>
+      </w:r>
+    </w:p>
+    <w:p>
+      <w:pPr>
+        <w:rPr>
+          <w:rFonts w:ascii="Arial" w:hAnsi="Arial" w:cs="Arial"/>
+          <w:sz w:val="20"/>
+          <w:szCs w:val="20"/>
+        </w:rPr>
+      </w:pPr>
+    </w:p>
+    <w:p>
+      <w:pPr>
+        <w:rPr>
+          <w:rFonts w:ascii="Arial" w:hAnsi="Arial" w:cs="Arial"/>
+          <w:sz w:val="20"/>
+          <w:szCs w:val="20"/>
+        </w:rPr>
+      </w:pPr>
+    </w:p>
+    <w:p>
+      <w:pPr>
         <w:rPr>
           <w:rFonts w:ascii="Arial" w:hAnsi="Arial" w:cs="Arial"/>
           <w:b/>
@@ -1334,9 +1596,7 @@
           <w:sz w:val="20"/>
           <w:szCs w:val="20"/>
         </w:rPr>
-        <w:t>comcam</w:t>
-      </w:r>
-      <w:proofErr w:type="spellEnd"/>
+      </w:pPr>
       <w:r>
         <w:rPr>
           <w:rFonts w:ascii="Arial" w:hAnsi="Arial" w:cs="Arial"/>
@@ -1345,211 +1605,8 @@
           <w:sz w:val="20"/>
           <w:szCs w:val="20"/>
         </w:rPr>
-        <w:t>)</w:t>
-      </w:r>
-    </w:p>
-    <w:p>
-      <w:pPr>
-        <w:rPr>
-          <w:rFonts w:ascii="Arial" w:hAnsi="Arial" w:cs="Arial"/>
-          <w:sz w:val="20"/>
-          <w:szCs w:val="20"/>
-        </w:rPr>
-      </w:pPr>
-      <w:r>
-        <w:rPr>
-          <w:rFonts w:ascii="Arial" w:hAnsi="Arial" w:cs="Arial"/>
-          <w:sz w:val="20"/>
-          <w:szCs w:val="20"/>
-        </w:rPr>
-        <w:t>4.1 Elaboración y Aprobación de Cotizaciones</w:t>
-      </w:r>
-    </w:p>
-    <w:p>
-      <w:pPr>
-        <w:rPr>
-          <w:rFonts w:ascii="Arial" w:hAnsi="Arial" w:cs="Arial"/>
-          <w:sz w:val="20"/>
-          <w:szCs w:val="20"/>
-        </w:rPr>
-      </w:pPr>
-      <w:r>
-        <w:rPr>
-          <w:rFonts w:ascii="Arial" w:hAnsi="Arial" w:cs="Arial"/>
-          <w:sz w:val="20"/>
-          <w:szCs w:val="20"/>
-        </w:rPr>
-        <w:t>Sirve para procesar solicitudes de clientes y emitir ofertas comerciales.</w:t>
-      </w:r>
-    </w:p>
-    <w:p>
-      <w:pPr>
-        <w:rPr>
-          <w:rFonts w:ascii="Arial" w:hAnsi="Arial" w:cs="Arial"/>
-          <w:sz w:val="20"/>
-          <w:szCs w:val="20"/>
-        </w:rPr>
-      </w:pPr>
-      <w:r>
-        <w:rPr>
-          <w:rFonts w:ascii="Arial" w:hAnsi="Arial" w:cs="Arial"/>
-          <w:sz w:val="20"/>
-          <w:szCs w:val="20"/>
-        </w:rPr>
-        <w:t>1. Inicie sesión en la app de escritorio como "</w:t>
-      </w:r>
-      <w:proofErr w:type="spellStart"/>
-      <w:r>
-        <w:rPr>
-          <w:rFonts w:ascii="Arial" w:hAnsi="Arial" w:cs="Arial"/>
-          <w:sz w:val="20"/>
-          <w:szCs w:val="20"/>
-        </w:rPr>
-        <w:t>comcam</w:t>
-      </w:r>
-      <w:proofErr w:type="spellEnd"/>
-      <w:r>
-        <w:rPr>
-          <w:rFonts w:ascii="Arial" w:hAnsi="Arial" w:cs="Arial"/>
-          <w:sz w:val="20"/>
-          <w:szCs w:val="20"/>
-        </w:rPr>
-        <w:t>".</w:t>
-      </w:r>
-    </w:p>
-    <w:p>
-      <w:pPr>
-        <w:rPr>
-          <w:rFonts w:ascii="Arial" w:hAnsi="Arial" w:cs="Arial"/>
-          <w:sz w:val="20"/>
-          <w:szCs w:val="20"/>
-        </w:rPr>
-      </w:pPr>
-      <w:r>
-        <w:rPr>
-          <w:rFonts w:ascii="Arial" w:hAnsi="Arial" w:cs="Arial"/>
-          <w:sz w:val="20"/>
-          <w:szCs w:val="20"/>
-        </w:rPr>
-        <w:t>2. Vaya al módulo "Comercial" -&gt; "Solicitudes".</w:t>
-      </w:r>
-    </w:p>
-    <w:p>
-      <w:pPr>
-        <w:rPr>
-          <w:rFonts w:ascii="Arial" w:hAnsi="Arial" w:cs="Arial"/>
-          <w:sz w:val="20"/>
-          <w:szCs w:val="20"/>
-        </w:rPr>
-      </w:pPr>
-      <w:r>
-        <w:rPr>
-          <w:rFonts w:ascii="Arial" w:hAnsi="Arial" w:cs="Arial"/>
-          <w:sz w:val="20"/>
-          <w:szCs w:val="20"/>
-        </w:rPr>
-        <w:t>3. Seleccione la solicitud recibida y presione "Elaborar Cotización".</w:t>
-      </w:r>
-    </w:p>
-    <w:p>
-      <w:pPr>
-        <w:rPr>
-          <w:rFonts w:ascii="Arial" w:hAnsi="Arial" w:cs="Arial"/>
-          <w:sz w:val="20"/>
-          <w:szCs w:val="20"/>
-        </w:rPr>
-      </w:pPr>
-      <w:r>
-        <w:rPr>
-          <w:rFonts w:ascii="Arial" w:hAnsi="Arial" w:cs="Arial"/>
-          <w:sz w:val="20"/>
-          <w:szCs w:val="20"/>
-        </w:rPr>
-        <w:t>4. Ingrese los costos, margen y presione "Enviar a Aprobación".</w:t>
-      </w:r>
-    </w:p>
-    <w:p>
-      <w:pPr>
-        <w:rPr>
-          <w:rFonts w:ascii="Arial" w:hAnsi="Arial" w:cs="Arial"/>
-          <w:sz w:val="20"/>
-          <w:szCs w:val="20"/>
-        </w:rPr>
-      </w:pPr>
-    </w:p>
-    <w:p>
-      <w:pPr>
-        <w:rPr>
-          <w:rFonts w:ascii="Arial" w:hAnsi="Arial" w:cs="Arial"/>
-          <w:sz w:val="20"/>
-          <w:szCs w:val="20"/>
-        </w:rPr>
-      </w:pPr>
-    </w:p>
-    <w:p>
-      <w:pPr>
-        <w:rPr>
-          <w:rFonts w:ascii="Arial" w:hAnsi="Arial" w:cs="Arial"/>
-          <w:b/>
-          <w:bCs/>
-          <w:sz w:val="20"/>
-          <w:szCs w:val="20"/>
-        </w:rPr>
-      </w:pPr>
-      <w:r>
-        <w:rPr>
-          <w:rFonts w:ascii="Arial" w:hAnsi="Arial" w:cs="Arial"/>
-          <w:b/>
-          <w:bCs/>
-          <w:sz w:val="20"/>
-          <w:szCs w:val="20"/>
-        </w:rPr>
         <w:lastRenderedPageBreak/>
-        <w:t xml:space="preserve">5. Módulo </w:t>
-      </w:r>
-      <w:proofErr w:type="gramStart"/>
-      <w:r>
-        <w:rPr>
-          <w:rFonts w:ascii="Arial" w:hAnsi="Arial" w:cs="Arial"/>
-          <w:b/>
-          <w:bCs/>
-          <w:sz w:val="20"/>
-          <w:szCs w:val="20"/>
-        </w:rPr>
-        <w:t>Jefe</w:t>
-      </w:r>
-      <w:proofErr w:type="gramEnd"/>
-      <w:r>
-        <w:rPr>
-          <w:rFonts w:ascii="Arial" w:hAnsi="Arial" w:cs="Arial"/>
-          <w:b/>
-          <w:bCs/>
-          <w:sz w:val="20"/>
-          <w:szCs w:val="20"/>
-        </w:rPr>
-        <w:t xml:space="preserve"> de Producción (Usuario: </w:t>
-      </w:r>
-      <w:proofErr w:type="spellStart"/>
-      <w:r>
-        <w:rPr>
-          <w:rFonts w:ascii="Arial" w:hAnsi="Arial" w:cs="Arial"/>
-          <w:b/>
-          <w:bCs/>
-          <w:sz w:val="20"/>
-          <w:szCs w:val="20"/>
-        </w:rPr>
-        <w:t>prdcam</w:t>
-      </w:r>
-      <w:proofErr w:type="spellEnd"/>
-      <w:r>
-        <w:rPr>
-          <w:rFonts w:ascii="Arial" w:hAnsi="Arial" w:cs="Arial"/>
-          <w:b/>
-          <w:bCs/>
-          <w:sz w:val="20"/>
-          <w:szCs w:val="20"/>
-        </w:rPr>
-        <w:t>)</w:t>
+        <w:t xml:space="preserve">5. Módulo Jefe de Producción (Usuario: prdcam)</w:t>
       </w:r>
     </w:p>
     <w:p>
@@ -1600,25 +1657,7 @@
           <w:sz w:val="20"/>
           <w:szCs w:val="20"/>
         </w:rPr>
-        <w:t>1. Inicie sesión en la app como "</w:t>
-      </w:r>
-      <w:proofErr w:type="spellStart"/>
-      <w:r>
-        <w:rPr>
-          <w:rFonts w:ascii="Arial" w:hAnsi="Arial" w:cs="Arial"/>
-          <w:sz w:val="20"/>
-          <w:szCs w:val="20"/>
-        </w:rPr>
-        <w:t>prdcam</w:t>
-      </w:r>
-      <w:proofErr w:type="spellEnd"/>
-      <w:r>
-        <w:rPr>
-          <w:rFonts w:ascii="Arial" w:hAnsi="Arial" w:cs="Arial"/>
-          <w:sz w:val="20"/>
-          <w:szCs w:val="20"/>
-        </w:rPr>
-        <w:t>".</w:t>
+        <w:t>1. Inicie sesión en la app como "prdcam".</w:t>
       </w:r>
     </w:p>
     <w:p>
@@ -1927,29 +1966,7 @@
           <w:sz w:val="20"/>
           <w:szCs w:val="20"/>
         </w:rPr>
-        <w:t xml:space="preserve">7. Módulo Inspector de Calidad (Usuario: </w:t>
-      </w:r>
-      <w:proofErr w:type="spellStart"/>
-      <w:r>
-        <w:rPr>
-          <w:rFonts w:ascii="Arial" w:hAnsi="Arial" w:cs="Arial"/>
-          <w:b/>
-          <w:bCs/>
-          <w:sz w:val="20"/>
-          <w:szCs w:val="20"/>
-        </w:rPr>
-        <w:t>cldcam</w:t>
-      </w:r>
-      <w:proofErr w:type="spellEnd"/>
-      <w:r>
-        <w:rPr>
-          <w:rFonts w:ascii="Arial" w:hAnsi="Arial" w:cs="Arial"/>
-          <w:b/>
-          <w:bCs/>
-          <w:sz w:val="20"/>
-          <w:szCs w:val="20"/>
-        </w:rPr>
-        <w:t>)</w:t>
+        <w:t xml:space="preserve">7. Módulo Inspector de Calidad (Usuario: cldcam)</w:t>
       </w:r>
     </w:p>
     <w:p>
@@ -2000,25 +2017,7 @@
           <w:sz w:val="20"/>
           <w:szCs w:val="20"/>
         </w:rPr>
-        <w:t>1. Inicie sesión como "</w:t>
-      </w:r>
-      <w:proofErr w:type="spellStart"/>
-      <w:r>
-        <w:rPr>
-          <w:rFonts w:ascii="Arial" w:hAnsi="Arial" w:cs="Arial"/>
-          <w:sz w:val="20"/>
-          <w:szCs w:val="20"/>
-        </w:rPr>
-        <w:t>cldcam</w:t>
-      </w:r>
-      <w:proofErr w:type="spellEnd"/>
-      <w:r>
-        <w:rPr>
-          <w:rFonts w:ascii="Arial" w:hAnsi="Arial" w:cs="Arial"/>
-          <w:sz w:val="20"/>
-          <w:szCs w:val="20"/>
-        </w:rPr>
-        <w:t>".</w:t>
+        <w:t>1. Inicie sesión como "cldcam".</w:t>
       </w:r>
     </w:p>
     <w:p>
@@ -2143,29 +2142,7 @@
           <w:szCs w:val="20"/>
         </w:rPr>
         <w:lastRenderedPageBreak/>
-        <w:t xml:space="preserve">8. Módulo Encargado de Bodega (Usuario: </w:t>
-      </w:r>
-      <w:proofErr w:type="spellStart"/>
-      <w:r>
-        <w:rPr>
-          <w:rFonts w:ascii="Arial" w:hAnsi="Arial" w:cs="Arial"/>
-          <w:b/>
-          <w:bCs/>
-          <w:sz w:val="20"/>
-          <w:szCs w:val="20"/>
-        </w:rPr>
-        <w:t>bodcam</w:t>
-      </w:r>
-      <w:proofErr w:type="spellEnd"/>
-      <w:r>
-        <w:rPr>
-          <w:rFonts w:ascii="Arial" w:hAnsi="Arial" w:cs="Arial"/>
-          <w:b/>
-          <w:bCs/>
-          <w:sz w:val="20"/>
-          <w:szCs w:val="20"/>
-        </w:rPr>
-        <w:t>)</w:t>
+        <w:t xml:space="preserve">8. Módulo Encargado de Bodega (Usuario: bodcam)</w:t>
       </w:r>
     </w:p>
     <w:p>
@@ -2216,25 +2193,7 @@
           <w:sz w:val="20"/>
           <w:szCs w:val="20"/>
         </w:rPr>
-        <w:t>1. Inicie sesión como "</w:t>
-      </w:r>
-      <w:proofErr w:type="spellStart"/>
-      <w:r>
-        <w:rPr>
-          <w:rFonts w:ascii="Arial" w:hAnsi="Arial" w:cs="Arial"/>
-          <w:sz w:val="20"/>
-          <w:szCs w:val="20"/>
-        </w:rPr>
-        <w:t>bodcam</w:t>
-      </w:r>
-      <w:proofErr w:type="spellEnd"/>
-      <w:r>
-        <w:rPr>
-          <w:rFonts w:ascii="Arial" w:hAnsi="Arial" w:cs="Arial"/>
-          <w:sz w:val="20"/>
-          <w:szCs w:val="20"/>
-        </w:rPr>
-        <w:t>".</w:t>
+        <w:t>1. Inicie sesión como "bodcam".</w:t>
       </w:r>
     </w:p>
     <w:p>
@@ -2350,29 +2309,7 @@
           <w:sz w:val="20"/>
           <w:szCs w:val="20"/>
         </w:rPr>
-        <w:t xml:space="preserve">9. Módulo Administrador (Usuario: </w:t>
-      </w:r>
-      <w:proofErr w:type="spellStart"/>
-      <w:r>
-        <w:rPr>
-          <w:rFonts w:ascii="Arial" w:hAnsi="Arial" w:cs="Arial"/>
-          <w:b/>
-          <w:bCs/>
-          <w:sz w:val="20"/>
-          <w:szCs w:val="20"/>
-        </w:rPr>
-        <w:t>admcam</w:t>
-      </w:r>
-      <w:proofErr w:type="spellEnd"/>
-      <w:r>
-        <w:rPr>
-          <w:rFonts w:ascii="Arial" w:hAnsi="Arial" w:cs="Arial"/>
-          <w:b/>
-          <w:bCs/>
-          <w:sz w:val="20"/>
-          <w:szCs w:val="20"/>
-        </w:rPr>
-        <w:t>)</w:t>
+        <w:t xml:space="preserve">9. Módulo Administrador (Usuario: admcam)</w:t>
       </w:r>
     </w:p>
     <w:p>
@@ -2423,25 +2360,7 @@
           <w:sz w:val="20"/>
           <w:szCs w:val="20"/>
         </w:rPr>
-        <w:t>1. Inicie sesión como "</w:t>
-      </w:r>
-      <w:proofErr w:type="spellStart"/>
-      <w:r>
-        <w:rPr>
-          <w:rFonts w:ascii="Arial" w:hAnsi="Arial" w:cs="Arial"/>
-          <w:sz w:val="20"/>
-          <w:szCs w:val="20"/>
-        </w:rPr>
-        <w:t>admcam</w:t>
-      </w:r>
-      <w:proofErr w:type="spellEnd"/>
-      <w:r>
-        <w:rPr>
-          <w:rFonts w:ascii="Arial" w:hAnsi="Arial" w:cs="Arial"/>
-          <w:sz w:val="20"/>
-          <w:szCs w:val="20"/>
-        </w:rPr>
-        <w:t>".</w:t>
+        <w:t>1. Inicie sesión como "admcam".</w:t>
       </w:r>
     </w:p>
     <w:p>
@@ -2542,6 +2461,153 @@
     </w:p>
     <w:p>
       <w:pPr>
+        <w:keepNext/>
+        <w:rPr>
+          <w:rFonts w:ascii="Arial" w:hAnsi="Arial" w:cs="Arial"/>
+          <w:sz w:val="20"/>
+          <w:szCs w:val="20"/>
+        </w:rPr>
+      </w:pPr>
+      <w:r>
+        <w:rPr>
+          <w:rFonts w:ascii="Arial" w:hAnsi="Arial" w:cs="Arial"/>
+          <w:sz w:val="20"/>
+          <w:szCs w:val="20"/>
+        </w:rPr>
+        <w:t xml:space="preserve">9.2 Revisar el uso de las APIs públicas</w:t>
+      </w:r>
+    </w:p>
+    <w:p>
+      <w:pPr>
+        <w:rPr>
+          <w:rFonts w:ascii="Arial" w:hAnsi="Arial" w:cs="Arial"/>
+          <w:sz w:val="20"/>
+          <w:szCs w:val="20"/>
+        </w:rPr>
+      </w:pPr>
+      <w:r>
+        <w:rPr>
+          <w:rFonts w:ascii="Arial" w:hAnsi="Arial" w:cs="Arial"/>
+          <w:sz w:val="20"/>
+          <w:szCs w:val="20"/>
+        </w:rPr>
+        <w:t xml:space="preserve">Sirve para ver las consultas que el portal y los sistemas externos hacen a las APIs de seguimiento de pedidos y del cotizador.</w:t>
+      </w:r>
+    </w:p>
+    <w:p>
+      <w:pPr>
+        <w:rPr>
+          <w:rFonts w:ascii="Arial" w:hAnsi="Arial" w:cs="Arial"/>
+          <w:sz w:val="20"/>
+          <w:szCs w:val="20"/>
+        </w:rPr>
+      </w:pPr>
+      <w:r>
+        <w:rPr>
+          <w:rFonts w:ascii="Arial" w:hAnsi="Arial" w:cs="Arial"/>
+          <w:sz w:val="20"/>
+          <w:szCs w:val="20"/>
+        </w:rPr>
+        <w:t xml:space="preserve">1. Inicie sesión como "admcam" y abra "Integraciones".</w:t>
+      </w:r>
+    </w:p>
+    <w:p>
+      <w:pPr>
+        <w:rPr>
+          <w:rFonts w:ascii="Arial" w:hAnsi="Arial" w:cs="Arial"/>
+          <w:sz w:val="20"/>
+          <w:szCs w:val="20"/>
+        </w:rPr>
+      </w:pPr>
+      <w:r>
+        <w:rPr>
+          <w:rFonts w:ascii="Arial" w:hAnsi="Arial" w:cs="Arial"/>
+          <w:sz w:val="20"/>
+          <w:szCs w:val="20"/>
+        </w:rPr>
+        <w:t xml:space="preserve">2. Las consultas aparecen con el servicio api_seguimiento o api_cotizador, el código de respuesta y la latencia.</w:t>
+      </w:r>
+    </w:p>
+    <w:p>
+      <w:pPr>
+        <w:keepNext/>
+        <w:rPr>
+          <w:rFonts w:ascii="Arial" w:hAnsi="Arial" w:cs="Arial"/>
+          <w:sz w:val="20"/>
+          <w:szCs w:val="20"/>
+        </w:rPr>
+      </w:pPr>
+      <w:r>
+        <w:rPr>
+          <w:rFonts w:ascii="Arial" w:hAnsi="Arial" w:cs="Arial"/>
+          <w:sz w:val="20"/>
+          <w:szCs w:val="20"/>
+        </w:rPr>
+        <w:t xml:space="preserve">3. Use el filtro "Solo fallidas" para ver las consultas rechazadas, por ejemplo por una clave sin permiso (403) o por exceso de consultas (429).</w:t>
+      </w:r>
+    </w:p>
+    <w:p>
+      <w:pPr>
+        <w:rPr>
+          <w:rFonts w:ascii="Arial" w:hAnsi="Arial" w:cs="Arial"/>
+          <w:sz w:val="20"/>
+          <w:szCs w:val="20"/>
+        </w:rPr>
+      </w:pPr>
+      <w:r>
+        <w:drawing>
+          <wp:inline xmlns:a="http://schemas.openxmlformats.org/drawingml/2006/main" xmlns:pic="http://schemas.openxmlformats.org/drawingml/2006/picture">
+            <wp:extent cx="5577840" cy="3010876"/>
+            <wp:docPr id="52" name="Picture 52"/>
+            <wp:cNvGraphicFramePr>
+              <a:graphicFrameLocks noChangeAspect="1"/>
+            </wp:cNvGraphicFramePr>
+            <a:graphic>
+              <a:graphicData uri="http://schemas.openxmlformats.org/drawingml/2006/picture">
+                <pic:pic>
+                  <pic:nvPicPr>
+                    <pic:cNvPr id="0" name="13_escritorio_integraciones.png"/>
+                    <pic:cNvPicPr/>
+                  </pic:nvPicPr>
+                  <pic:blipFill>
+                    <a:blip r:embed="rId20"/>
+                    <a:stretch>
+                      <a:fillRect/>
+                    </a:stretch>
+                  </pic:blipFill>
+                  <pic:spPr>
+                    <a:xfrm>
+                      <a:off x="0" y="0"/>
+                      <a:ext cx="5577840" cy="3010876"/>
+                    </a:xfrm>
+                    <a:prstGeom prst="rect"/>
+                  </pic:spPr>
+                </pic:pic>
+              </a:graphicData>
+            </a:graphic>
+          </wp:inline>
+        </w:drawing>
+      </w:r>
+    </w:p>
+    <w:p>
+      <w:pPr>
+        <w:rPr>
+          <w:rFonts w:ascii="Arial" w:hAnsi="Arial" w:cs="Arial"/>
+          <w:sz w:val="20"/>
+          <w:szCs w:val="20"/>
+        </w:rPr>
+      </w:pPr>
+      <w:r>
+        <w:rPr>
+          <w:rFonts w:ascii="Arial" w:hAnsi="Arial" w:cs="Arial"/>
+          <w:sz w:val="20"/>
+          <w:szCs w:val="20"/>
+        </w:rPr>
+        <w:t xml:space="preserve">Los desarrolladores de sistemas externos encuentran la documentación de las APIs en /api/publica/v1/docs/ del sitio. Para consultarlas necesitan una clave de API, que entrega el administrador.</w:t>
+      </w:r>
+    </w:p>
+    <w:p>
+      <w:pPr>
         <w:rPr>
           <w:rFonts w:ascii="Arial" w:hAnsi="Arial" w:cs="Arial"/>
           <w:b/>
@@ -2627,6 +2693,40 @@
           <w:szCs w:val="20"/>
         </w:rPr>
         <w:t xml:space="preserve">  La visibilidad de menús y botones depende directamente del rol asignado a la cuenta iniciada.</w:t>
+      </w:r>
+    </w:p>
+    <w:p>
+      <w:pPr>
+        <w:rPr>
+          <w:rFonts w:ascii="Arial" w:hAnsi="Arial" w:cs="Arial"/>
+          <w:sz w:val="20"/>
+          <w:szCs w:val="20"/>
+        </w:rPr>
+      </w:pPr>
+      <w:r>
+        <w:rPr>
+          <w:rFonts w:ascii="Arial" w:hAnsi="Arial" w:cs="Arial"/>
+          <w:sz w:val="20"/>
+          <w:szCs w:val="20"/>
+        </w:rPr>
+        <w:t xml:space="preserve">• ¿Dónde encuentro mi código de seguimiento?</w:t>
+      </w:r>
+    </w:p>
+    <w:p>
+      <w:pPr>
+        <w:rPr>
+          <w:rFonts w:ascii="Arial" w:hAnsi="Arial" w:cs="Arial"/>
+          <w:sz w:val="20"/>
+          <w:szCs w:val="20"/>
+        </w:rPr>
+      </w:pPr>
+      <w:r>
+        <w:rPr>
+          <w:rFonts w:ascii="Arial" w:hAnsi="Arial" w:cs="Arial"/>
+          <w:sz w:val="20"/>
+          <w:szCs w:val="20"/>
+        </w:rPr>
+        <w:t xml:space="preserve">  En "Pedidos", junto a cada orden de compra. Con ese código y el número de la orden puede consultar su pedido sin iniciar sesión.</w:t>
       </w:r>
     </w:p>
     <w:sectPr>
